--- a/flipped-style/03-power/031-activity-what-impacts-power.docx
+++ b/flipped-style/03-power/031-activity-what-impacts-power.docx
@@ -64,7 +64,7 @@
                     <a:graphicData uri="http://schemas.openxmlformats.org/drawingml/2006/picture">
                       <pic:pic>
                         <pic:nvPicPr>
-                          <pic:cNvPr descr="C:\PROGRA~1\RStudio\RESOUR~1\app\bin\quarto\share\formats\docx\note.png" id="22" name="Picture"/>
+                          <pic:cNvPr descr="/Applications/RStudio.app/Contents/Resources/app/quarto/share/formats/docx/note.png" id="22" name="Picture"/>
                           <pic:cNvPicPr>
                             <a:picLocks noChangeArrowheads="1" noChangeAspect="1"/>
                           </pic:cNvPicPr>
@@ -590,7 +590,7 @@
                     <a:graphicData uri="http://schemas.openxmlformats.org/drawingml/2006/picture">
                       <pic:pic>
                         <pic:nvPicPr>
-                          <pic:cNvPr descr="C:\PROGRA~1\RStudio\RESOUR~1\app\bin\quarto\share\formats\docx\tip.png" id="28" name="Picture"/>
+                          <pic:cNvPr descr="/Applications/RStudio.app/Contents/Resources/app/quarto/share/formats/docx/tip.png" id="28" name="Picture"/>
                           <pic:cNvPicPr>
                             <a:picLocks noChangeArrowheads="1" noChangeAspect="1"/>
                           </pic:cNvPicPr>
@@ -897,7 +897,7 @@
                     <a:graphicData uri="http://schemas.openxmlformats.org/drawingml/2006/picture">
                       <pic:pic>
                         <pic:nvPicPr>
-                          <pic:cNvPr descr="C:\PROGRA~1\RStudio\RESOUR~1\app\bin\quarto\share\formats\docx\note.png" id="32" name="Picture"/>
+                          <pic:cNvPr descr="/Applications/RStudio.app/Contents/Resources/app/quarto/share/formats/docx/note.png" id="32" name="Picture"/>
                           <pic:cNvPicPr>
                             <a:picLocks noChangeArrowheads="1" noChangeAspect="1"/>
                           </pic:cNvPicPr>
@@ -1087,9 +1087,18 @@
               <w:pStyle w:val="Compact"/>
             </w:pPr>
             <m:oMath>
-              <m:r>
-                <m:t>σ</m:t>
-              </m:r>
+              <m:sSup>
+                <m:e>
+                  <m:r>
+                    <m:t>σ</m:t>
+                  </m:r>
+                </m:e>
+                <m:sup>
+                  <m:r>
+                    <m:t>2</m:t>
+                  </m:r>
+                </m:sup>
+              </m:sSup>
               <m:r>
                 <m:rPr>
                   <m:sty m:val="p"/>
@@ -1097,7 +1106,7 @@
                 <m:t>=</m:t>
               </m:r>
               <m:r>
-                <m:t>4</m:t>
+                <m:t>16</m:t>
               </m:r>
             </m:oMath>
             <w:r>
@@ -1725,6 +1734,18 @@
     </w:p>
     <w:p>
       <w:pPr>
+        <w:pStyle w:val="BodyText"/>
+      </w:pPr>
+      <w:r>
+        <w:rPr>
+          <w:i/>
+          <w:iCs/>
+        </w:rPr>
+        <w:t xml:space="preserve">If using R, you might have to use a guess &amp; check method.</w:t>
+      </w:r>
+    </w:p>
+    <w:p>
+      <w:pPr>
         <w:pStyle w:val="Compact"/>
         <w:numPr>
           <w:ilvl w:val="0"/>
@@ -1882,7 +1903,7 @@
           <w:i/>
           <w:iCs/>
         </w:rPr>
-        <w:t xml:space="preserve">tab at the top so it doesn’t run a full report.</w:t>
+        <w:t xml:space="preserve">tab at the top so it doesn’t run a full report. You may have to create a FREE account. Let me know if you aren’t comfortable using AI and we can find an alternative replacement.</w:t>
       </w:r>
     </w:p>
     <w:p>
